--- a/public/downloads/wzor-harmonogramu-pracy-magisterskiej.docx
+++ b/public/downloads/wzor-harmonogramu-pracy-magisterskiej.docx
@@ -32,7 +32,7 @@
         <w:t xml:space="preserve">Harmonogram rozplanowuje pisanie pracy wstecz — od terminu obrony do dziś. Poniżej przykładowy plan dla pracy empirycznej realizowanej w jednym roku akademickim; daty i zakres dostosuj do własnego seminarium. Uwzględnij czas na zbieranie danych (często dłuższe, niż się zakłada) i na poprawki promotora. Pełny poradnik: praca-magisterska.pl/poradniki/harmonogram/</w:t>
       </w:r>
     </w:p>
-    <w:bookmarkStart w:id="20" w:name="harmonogram-realizacji-pracy"/>
+    <w:bookmarkStart w:id="9" w:name="_e89c44b30ad3d0515f29820f3a4bc568a113741"/>
     <w:p>
       <w:pPr>
         <w:pStyle w:val="Heading1"/>
@@ -353,8 +353,8 @@
         <w:t xml:space="preserve">[Etap zbierania danych planuj z zapasem — rekrutacja respondentów spełniających kryteria potrafi trwać tygodnie. Po każdym etapie zostaw bufor na informację zwrotną promotora (zwykle 1–2 tygodnie na rozdział). Jeśli badanie wymaga zgody komisji etycznej, dolicz czas na jej uzyskanie przed etapem 4.]</w:t>
       </w:r>
     </w:p>
-    <w:bookmarkEnd w:id="20"/>
-    <w:bookmarkStart w:id="24" w:name="X9d82e85d5a27f48acbd008e7978d1b8865331ba"/>
+    <w:bookmarkEnd w:id="9"/>
+    <w:bookmarkStart w:id="14" w:name="_9d82e85d5a27f48acbd008e7978d1b8865331ba"/>
     <w:p>
       <w:pPr>
         <w:pStyle w:val="Heading1"/>
@@ -442,7 +442,7 @@
     </w:p>
     <w:p>
       <w:pPr>
-        <w:pStyle w:val="BodyText"/>
+        <w:pStyle w:val="FirstParagraph"/>
       </w:pPr>
       <w:r>
         <w:t xml:space="preserve">Wzór przygotowała redakcja serwisu</w:t>
@@ -470,7 +470,7 @@
           <w:b/>
           <w:bCs/>
         </w:rPr>
-        <w:t xml:space="preserve">Smart-Edu.ai — pierwsza wersja pracy w kilka godzin, nie w kilka miesięcy</w:t>
+        <w:t xml:space="preserve">„Jak napisać pracę magisterską od A do Z” — ebook, 250 stron</w:t>
       </w:r>
     </w:p>
     <w:p>
@@ -478,21 +478,27 @@
         <w:pStyle w:val="Note"/>
       </w:pPr>
       <w:r>
-        <w:t xml:space="preserve">Podajesz temat, kierunek studiów i wytyczne promotora, a sztuczna inteligencja generuje unikalny, gotowy do edycji tekst: z poprawną strukturą rozdziałów, przypisami i bibliografią. Rejestracja jest darmowa, płacisz wyłącznie za wygenerowany tekst.</w:t>
+        <w:t xml:space="preserve">Ten wzór daje gotowy układ. Ebook prowadzi krok po kroku przez każdą część pracy: wybór tematu, rozdział teoretyczny, metodologię, analizę wyników, zakończenie i obronę. Szablony, checklisty i rozdział o etycznym korzystaniu z AI, 39 zł.</w:t>
       </w:r>
     </w:p>
     <w:p>
       <w:pPr>
         <w:pStyle w:val="Note"/>
       </w:pPr>
-      <w:hyperlink r:id="rId21">
+      <w:r>
+        <w:t xml:space="preserve">Rozdział o metodologii badań przejrzysz za darmo:</w:t>
+      </w:r>
+      <w:r>
+        <w:t xml:space="preserve"> </w:t>
+      </w:r>
+      <w:hyperlink r:id="rId10">
         <w:r>
           <w:rPr>
             <w:rStyle w:val="Hyperlink"/>
             <w:b/>
             <w:bCs/>
           </w:rPr>
-          <w:t xml:space="preserve">www.smart-edu.ai/pl/masters-thesis</w:t>
+          <w:t xml:space="preserve">praca-magisterska.pl/sklep/praca-magisterska-ebook/</w:t>
         </w:r>
       </w:hyperlink>
     </w:p>
@@ -501,35 +507,50 @@
         <w:pStyle w:val="BodyText"/>
       </w:pPr>
       <w:r>
-        <w:t xml:space="preserve">Wolisz napisać pracę w pełni samodzielnie? Pomoże Ci ebook</w:t>
+        <w:t xml:space="preserve">Chcesz zobaczyć, jak wygląda cała praca? Zajrzyj do</w:t>
       </w:r>
       <w:r>
         <w:t xml:space="preserve"> </w:t>
       </w:r>
-      <w:r>
-        <w:rPr>
-          <w:b/>
-          <w:bCs/>
-        </w:rPr>
-        <w:t xml:space="preserve">„Jak napisać pracę magisterską. Kompletny przewodnik od A do Z”</w:t>
-      </w:r>
-      <w:r>
-        <w:t xml:space="preserve"> </w:t>
-      </w:r>
-      <w:r>
-        <w:t xml:space="preserve">— 250 stron praktycznych wskazówek, szablonów i checklist, z rozdziałem o etycznym korzystaniu z AI:</w:t>
-      </w:r>
-      <w:r>
-        <w:t xml:space="preserve"> </w:t>
-      </w:r>
-      <w:hyperlink r:id="rId22">
+      <w:hyperlink r:id="rId11">
         <w:r>
           <w:rPr>
             <w:rStyle w:val="Hyperlink"/>
           </w:rPr>
-          <w:t xml:space="preserve">www.praca-magisterska.pl/sklep/praca-magisterska-ebook/</w:t>
+          <w:t xml:space="preserve">katalogu gotowych prac wzorcowych</w:t>
         </w:r>
       </w:hyperlink>
+      <w:r>
+        <w:t xml:space="preserve"> </w:t>
+      </w:r>
+      <w:r>
+        <w:t xml:space="preserve">z przypisami i bibliografią (59 zł za pracę).</w:t>
+      </w:r>
+    </w:p>
+    <w:p>
+      <w:pPr>
+        <w:pStyle w:val="BodyText"/>
+      </w:pPr>
+      <w:r>
+        <w:t xml:space="preserve">Generator</w:t>
+      </w:r>
+      <w:r>
+        <w:t xml:space="preserve"> </w:t>
+      </w:r>
+      <w:hyperlink r:id="rId12">
+        <w:r>
+          <w:rPr>
+            <w:rStyle w:val="Hyperlink"/>
+          </w:rPr>
+          <w:t xml:space="preserve">Smart-Edu.ai</w:t>
+        </w:r>
+      </w:hyperlink>
+      <w:r>
+        <w:t xml:space="preserve"> </w:t>
+      </w:r>
+      <w:r>
+        <w:t xml:space="preserve">przygotuje pierwszą wersję tekstu z pomocą sztucznej inteligencji, jeśli wolisz zacząć od szkicu.</w:t>
+      </w:r>
     </w:p>
     <w:p>
       <w:pPr>
@@ -545,7 +566,7 @@
       <w:r>
         <w:t xml:space="preserve"> </w:t>
       </w:r>
-      <w:hyperlink r:id="rId23">
+      <w:hyperlink r:id="rId13">
         <w:r>
           <w:rPr>
             <w:rStyle w:val="Hyperlink"/>
@@ -556,7 +577,7 @@
         </w:r>
       </w:hyperlink>
     </w:p>
-    <w:bookmarkEnd w:id="24"/>
+    <w:bookmarkEnd w:id="14"/>
     <w:sectPr/>
   </w:body>
 </w:document>

--- a/public/downloads/wzor-harmonogramu-pracy-magisterskiej.docx
+++ b/public/downloads/wzor-harmonogramu-pracy-magisterskiej.docx
@@ -478,7 +478,7 @@
         <w:pStyle w:val="Note"/>
       </w:pPr>
       <w:r>
-        <w:t xml:space="preserve">Ten wzór daje gotowy układ. Ebook prowadzi krok po kroku przez każdą część pracy: wybór tematu, rozdział teoretyczny, metodologię, analizę wyników, zakończenie i obronę. Szablony, checklisty i rozdział o etycznym korzystaniu z AI, 39 zł.</w:t>
+        <w:t xml:space="preserve">Ten wzór daje gotowy układ. Ebook prowadzi krok po kroku przez każdą część pracy: wybór tematu, rozdział teoretyczny, metodologię, analizę wyników, zakończenie i obronę. Szablony, checklisty i rozdział o etycznym korzystaniu z AI, 49 zł.</w:t>
       </w:r>
     </w:p>
     <w:p>
